--- a/assets/legal-templates/equality-diversity-and-inclusion-policy.docx
+++ b/assets/legal-templates/equality-diversity-and-inclusion-policy.docx
@@ -19,7 +19,7 @@
             <wp:extent cx="7562850" cy="10696575"/>
             <wp:effectExtent t="0" r="0" b="0" l="0"/>
             <wp:wrapNone/>
-            <wp:docPr id="31" name="" descr="" title=""/>
+            <wp:docPr id="33" name="" descr="" title=""/>
             <wp:cNvGraphicFramePr>
               <a:graphicFrameLocks xmlns:a="http://schemas.openxmlformats.org/drawingml/2006/main" noChangeAspect="1"/>
             </wp:cNvGraphicFramePr>
@@ -911,7 +911,7 @@
                 <w:sz w:val="17"/>
                 <w:szCs w:val="17"/>
               </w:rPr>
-              <w:t xml:space="preserve">Code of Conduct · Anti-Harassment, Intimidation and Bullying Policy and Procedure · Safeguarding Policy and Procedure · Complaints and Feedback Procedure · Whistleblowing Policy and Procedure · Data Protection Policy · Employment Contract · Volunteer Agreement · Governing Body Terms of Reference</w:t>
+              <w:t xml:space="preserve">Code of Conduct · Anti-Harassment, Intimidation and Bullying Policy and Procedure · Safeguarding Policy and Procedure · Complaints and Feedback Procedure · Whistleblowing Policy and Procedure · Data Protection Policy · Employment Contract · Volunteer Agreement · Governing Body Terms of Reference · Safer Recruitment Procedure</w:t>
             </w:r>
           </w:p>
         </w:tc>
@@ -6545,6 +6545,25 @@
           <w:highlight w:val="yellow"/>
         </w:rPr>
         <w:t xml:space="preserve">[Employment contracts, volunteer agreements and recruitment procedures]</w:t>
+      </w:r>
+    </w:p>
+    <w:p>
+      <w:pPr>
+        <w:pStyle w:val="ListParagraph"/>
+        <w:numPr>
+          <w:ilvl w:val="0"/>
+          <w:numId w:val="3"/>
+        </w:numPr>
+        <w:spacing w:after="80" w:line="290"/>
+      </w:pPr>
+      <w:r>
+        <w:rPr>
+          <w:rFonts w:ascii="Nunito Sans" w:cs="Nunito Sans" w:eastAsia="Nunito Sans" w:hAnsi="Nunito Sans"/>
+          <w:color w:val="102E3B"/>
+          <w:sz w:val="20"/>
+          <w:szCs w:val="20"/>
+        </w:rPr>
+        <w:t xml:space="preserve">Safer Recruitment Procedure</w:t>
       </w:r>
     </w:p>
     <w:p>
@@ -7469,7 +7488,7 @@
         <wp:inline distT="0" distB="0" distL="0" distR="0">
           <wp:extent cx="1333500" cy="204788"/>
           <wp:effectExtent t="0" r="0" b="0" l="0"/>
-          <wp:docPr id="32" name="" descr="" title=""/>
+          <wp:docPr id="34" name="" descr="" title=""/>
           <wp:cNvGraphicFramePr>
             <a:graphicFrameLocks xmlns:a="http://schemas.openxmlformats.org/drawingml/2006/main" noChangeAspect="1"/>
           </wp:cNvGraphicFramePr>

--- a/assets/legal-templates/equality-diversity-and-inclusion-policy.docx
+++ b/assets/legal-templates/equality-diversity-and-inclusion-policy.docx
@@ -19,7 +19,7 @@
             <wp:extent cx="7562850" cy="10696575"/>
             <wp:effectExtent t="0" r="0" b="0" l="0"/>
             <wp:wrapNone/>
-            <wp:docPr id="33" name="" descr="" title=""/>
+            <wp:docPr id="41" name="" descr="" title=""/>
             <wp:cNvGraphicFramePr>
               <a:graphicFrameLocks xmlns:a="http://schemas.openxmlformats.org/drawingml/2006/main" noChangeAspect="1"/>
             </wp:cNvGraphicFramePr>
@@ -74,7 +74,7 @@
     </w:p>
     <w:p>
       <w:pPr>
-        <w:spacing w:after="300"/>
+        <w:spacing w:after="360" w:line="360" w:lineRule="atLeast"/>
       </w:pPr>
       <w:r>
         <w:rPr>
@@ -91,7 +91,7 @@
     </w:p>
     <w:p>
       <w:pPr>
-        <w:spacing w:after="280" w:before="240" w:line="260"/>
+        <w:spacing w:after="280" w:before="120" w:line="920" w:lineRule="atLeast"/>
       </w:pPr>
       <w:r>
         <w:rPr>
@@ -7415,7 +7415,7 @@
         <w:sz w:val="14"/>
         <w:szCs w:val="14"/>
       </w:rPr>
-      <w:t xml:space="preserve">  |  Equality, Diversity and Inclusion Policy  |  Version [1.0]  |  From a Method into Impact template</w:t>
+      <w:t xml:space="preserve">  |  Equality, Diversity and Inclusion Policy  |  Version [1.0]  |  Method into Impact template, edition 2026-10</w:t>
     </w:r>
     <w:r>
       <w:rPr>
@@ -7488,7 +7488,7 @@
         <wp:inline distT="0" distB="0" distL="0" distR="0">
           <wp:extent cx="1333500" cy="204788"/>
           <wp:effectExtent t="0" r="0" b="0" l="0"/>
-          <wp:docPr id="34" name="" descr="" title=""/>
+          <wp:docPr id="42" name="" descr="" title=""/>
           <wp:cNvGraphicFramePr>
             <a:graphicFrameLocks xmlns:a="http://schemas.openxmlformats.org/drawingml/2006/main" noChangeAspect="1"/>
           </wp:cNvGraphicFramePr>

--- a/assets/legal-templates/equality-diversity-and-inclusion-policy.docx
+++ b/assets/legal-templates/equality-diversity-and-inclusion-policy.docx
@@ -1106,7 +1106,7 @@
                 <w:sz w:val="16"/>
                 <w:szCs w:val="16"/>
               </w:rPr>
-              <w:t xml:space="preserve">This is a template, not legal advice. It is a general starting point written for small purpose-led organisations working in different countries. Laws, regulators and funders differ, and they change. Method into Impact does not guarantee that this template is complete, current or suitable for your circumstances, and using it does not create an adviser–client relationship. You are responsible for adapting it, getting local advice and approving the final version. Licensed for use within one organisation; please do not resell or republish it.</w:t>
+              <w:t xml:space="preserve">This is a template, not legal advice. It is a general starting point written for small purpose-led organisations and entrepreneurs working in different countries. Laws, regulators and funders differ, and they change. Method into Impact does not guarantee that this template is complete, current or suitable for your circumstances, and using it does not create an adviser–client relationship. You are responsible for adapting it, getting local advice and approving the final version. Licensed for use within one organisation; please do not resell or republish it.</w:t>
             </w:r>
           </w:p>
         </w:tc>
